--- a/doc/GerberToQuspa取扱説明書.docx
+++ b/doc/GerberToQuspa取扱説明書.docx
@@ -1725,7 +1725,7 @@
                               <w:ind w:leftChars="0" w:left="0" w:right="210"/>
                               <w:jc w:val="left"/>
                               <w:rPr>
-                                <w:rFonts w:ascii="BIZ UDPゴシック" w:eastAsia="BIZ UDPゴシック" w:hAnsi="BIZ UDPゴシック" w:hint="eastAsia"/>
+                                <w:rFonts w:ascii="BIZ UDPゴシック" w:eastAsia="BIZ UDPゴシック" w:hAnsi="BIZ UDPゴシック"/>
                                 <w:color w:val="EE0000"/>
                                 <w:sz w:val="24"/>
                                 <w:szCs w:val="24"/>
@@ -1768,7 +1768,7 @@
                         <w:ind w:leftChars="0" w:left="0" w:right="210"/>
                         <w:jc w:val="left"/>
                         <w:rPr>
-                          <w:rFonts w:ascii="BIZ UDPゴシック" w:eastAsia="BIZ UDPゴシック" w:hAnsi="BIZ UDPゴシック" w:hint="eastAsia"/>
+                          <w:rFonts w:ascii="BIZ UDPゴシック" w:eastAsia="BIZ UDPゴシック" w:hAnsi="BIZ UDPゴシック"/>
                           <w:color w:val="EE0000"/>
                           <w:sz w:val="24"/>
                           <w:szCs w:val="24"/>
@@ -1842,7 +1842,7 @@
                               <w:ind w:leftChars="0" w:left="0" w:right="210"/>
                               <w:jc w:val="left"/>
                               <w:rPr>
-                                <w:rFonts w:ascii="BIZ UDPゴシック" w:eastAsia="BIZ UDPゴシック" w:hAnsi="BIZ UDPゴシック" w:hint="eastAsia"/>
+                                <w:rFonts w:ascii="BIZ UDPゴシック" w:eastAsia="BIZ UDPゴシック" w:hAnsi="BIZ UDPゴシック"/>
                                 <w:color w:val="EE0000"/>
                                 <w:sz w:val="24"/>
                                 <w:szCs w:val="24"/>
@@ -1885,7 +1885,7 @@
                         <w:ind w:leftChars="0" w:left="0" w:right="210"/>
                         <w:jc w:val="left"/>
                         <w:rPr>
-                          <w:rFonts w:ascii="BIZ UDPゴシック" w:eastAsia="BIZ UDPゴシック" w:hAnsi="BIZ UDPゴシック" w:hint="eastAsia"/>
+                          <w:rFonts w:ascii="BIZ UDPゴシック" w:eastAsia="BIZ UDPゴシック" w:hAnsi="BIZ UDPゴシック"/>
                           <w:color w:val="EE0000"/>
                           <w:sz w:val="24"/>
                           <w:szCs w:val="24"/>
@@ -1959,7 +1959,7 @@
                               <w:ind w:leftChars="0" w:left="0" w:right="210"/>
                               <w:jc w:val="left"/>
                               <w:rPr>
-                                <w:rFonts w:ascii="BIZ UDPゴシック" w:eastAsia="BIZ UDPゴシック" w:hAnsi="BIZ UDPゴシック" w:hint="eastAsia"/>
+                                <w:rFonts w:ascii="BIZ UDPゴシック" w:eastAsia="BIZ UDPゴシック" w:hAnsi="BIZ UDPゴシック"/>
                                 <w:color w:val="EE0000"/>
                                 <w:sz w:val="24"/>
                                 <w:szCs w:val="24"/>
@@ -2002,7 +2002,7 @@
                         <w:ind w:leftChars="0" w:left="0" w:right="210"/>
                         <w:jc w:val="left"/>
                         <w:rPr>
-                          <w:rFonts w:ascii="BIZ UDPゴシック" w:eastAsia="BIZ UDPゴシック" w:hAnsi="BIZ UDPゴシック" w:hint="eastAsia"/>
+                          <w:rFonts w:ascii="BIZ UDPゴシック" w:eastAsia="BIZ UDPゴシック" w:hAnsi="BIZ UDPゴシック"/>
                           <w:color w:val="EE0000"/>
                           <w:sz w:val="24"/>
                           <w:szCs w:val="24"/>
@@ -2087,7 +2087,7 @@
                               <w:ind w:leftChars="0" w:left="0" w:right="210"/>
                               <w:jc w:val="left"/>
                               <w:rPr>
-                                <w:rFonts w:ascii="BIZ UDPゴシック" w:eastAsia="BIZ UDPゴシック" w:hAnsi="BIZ UDPゴシック" w:hint="eastAsia"/>
+                                <w:rFonts w:ascii="BIZ UDPゴシック" w:eastAsia="BIZ UDPゴシック" w:hAnsi="BIZ UDPゴシック"/>
                                 <w:color w:val="EE0000"/>
                                 <w:sz w:val="24"/>
                                 <w:szCs w:val="24"/>
@@ -2130,7 +2130,7 @@
                         <w:ind w:leftChars="0" w:left="0" w:right="210"/>
                         <w:jc w:val="left"/>
                         <w:rPr>
-                          <w:rFonts w:ascii="BIZ UDPゴシック" w:eastAsia="BIZ UDPゴシック" w:hAnsi="BIZ UDPゴシック" w:hint="eastAsia"/>
+                          <w:rFonts w:ascii="BIZ UDPゴシック" w:eastAsia="BIZ UDPゴシック" w:hAnsi="BIZ UDPゴシック"/>
                           <w:color w:val="EE0000"/>
                           <w:sz w:val="24"/>
                           <w:szCs w:val="24"/>
@@ -2204,7 +2204,7 @@
                               <w:ind w:leftChars="0" w:left="0" w:right="210"/>
                               <w:jc w:val="left"/>
                               <w:rPr>
-                                <w:rFonts w:ascii="BIZ UDPゴシック" w:eastAsia="BIZ UDPゴシック" w:hAnsi="BIZ UDPゴシック" w:hint="eastAsia"/>
+                                <w:rFonts w:ascii="BIZ UDPゴシック" w:eastAsia="BIZ UDPゴシック" w:hAnsi="BIZ UDPゴシック"/>
                                 <w:color w:val="EE0000"/>
                                 <w:sz w:val="24"/>
                                 <w:szCs w:val="24"/>
@@ -2247,7 +2247,7 @@
                         <w:ind w:leftChars="0" w:left="0" w:right="210"/>
                         <w:jc w:val="left"/>
                         <w:rPr>
-                          <w:rFonts w:ascii="BIZ UDPゴシック" w:eastAsia="BIZ UDPゴシック" w:hAnsi="BIZ UDPゴシック" w:hint="eastAsia"/>
+                          <w:rFonts w:ascii="BIZ UDPゴシック" w:eastAsia="BIZ UDPゴシック" w:hAnsi="BIZ UDPゴシック"/>
                           <w:color w:val="EE0000"/>
                           <w:sz w:val="24"/>
                           <w:szCs w:val="24"/>
@@ -2321,7 +2321,7 @@
                               <w:ind w:leftChars="0" w:left="0" w:right="210"/>
                               <w:jc w:val="left"/>
                               <w:rPr>
-                                <w:rFonts w:ascii="BIZ UDPゴシック" w:eastAsia="BIZ UDPゴシック" w:hAnsi="BIZ UDPゴシック" w:hint="eastAsia"/>
+                                <w:rFonts w:ascii="BIZ UDPゴシック" w:eastAsia="BIZ UDPゴシック" w:hAnsi="BIZ UDPゴシック"/>
                                 <w:color w:val="EE0000"/>
                                 <w:sz w:val="24"/>
                                 <w:szCs w:val="24"/>
@@ -2364,7 +2364,7 @@
                         <w:ind w:leftChars="0" w:left="0" w:right="210"/>
                         <w:jc w:val="left"/>
                         <w:rPr>
-                          <w:rFonts w:ascii="BIZ UDPゴシック" w:eastAsia="BIZ UDPゴシック" w:hAnsi="BIZ UDPゴシック" w:hint="eastAsia"/>
+                          <w:rFonts w:ascii="BIZ UDPゴシック" w:eastAsia="BIZ UDPゴシック" w:hAnsi="BIZ UDPゴシック"/>
                           <w:color w:val="EE0000"/>
                           <w:sz w:val="24"/>
                           <w:szCs w:val="24"/>
@@ -2438,7 +2438,7 @@
                               <w:ind w:leftChars="0" w:left="0" w:right="210"/>
                               <w:jc w:val="left"/>
                               <w:rPr>
-                                <w:rFonts w:ascii="BIZ UDPゴシック" w:eastAsia="BIZ UDPゴシック" w:hAnsi="BIZ UDPゴシック" w:hint="eastAsia"/>
+                                <w:rFonts w:ascii="BIZ UDPゴシック" w:eastAsia="BIZ UDPゴシック" w:hAnsi="BIZ UDPゴシック"/>
                                 <w:color w:val="EE0000"/>
                                 <w:sz w:val="24"/>
                                 <w:szCs w:val="24"/>
@@ -2481,7 +2481,7 @@
                         <w:ind w:leftChars="0" w:left="0" w:right="210"/>
                         <w:jc w:val="left"/>
                         <w:rPr>
-                          <w:rFonts w:ascii="BIZ UDPゴシック" w:eastAsia="BIZ UDPゴシック" w:hAnsi="BIZ UDPゴシック" w:hint="eastAsia"/>
+                          <w:rFonts w:ascii="BIZ UDPゴシック" w:eastAsia="BIZ UDPゴシック" w:hAnsi="BIZ UDPゴシック"/>
                           <w:color w:val="EE0000"/>
                           <w:sz w:val="24"/>
                           <w:szCs w:val="24"/>
@@ -3047,9 +3047,6 @@
       <w:pPr>
         <w:pStyle w:val="16"/>
         <w:ind w:left="420" w:right="210"/>
-        <w:rPr>
-          <w:rFonts w:hint="eastAsia"/>
-        </w:rPr>
       </w:pPr>
       <w:r>
         <w:rPr>
@@ -3074,9 +3071,6 @@
       <w:pPr>
         <w:pStyle w:val="16"/>
         <w:ind w:left="420" w:right="210"/>
-        <w:rPr>
-          <w:rFonts w:hint="eastAsia"/>
-        </w:rPr>
       </w:pPr>
     </w:p>
     <w:p>
@@ -3212,7 +3206,6 @@
               <w:ind w:leftChars="0" w:left="0" w:right="210"/>
               <w:jc w:val="center"/>
               <w:rPr>
-                <w:rFonts w:hint="eastAsia"/>
                 <w:noProof/>
               </w:rPr>
             </w:pPr>
@@ -3235,9 +3228,6 @@
             <w:pPr>
               <w:pStyle w:val="16"/>
               <w:ind w:leftChars="0" w:left="0" w:right="210"/>
-              <w:rPr>
-                <w:rFonts w:hint="eastAsia"/>
-              </w:rPr>
             </w:pPr>
             <w:r>
               <w:rPr>
@@ -3285,33 +3275,12 @@
             <w:pPr>
               <w:pStyle w:val="16"/>
               <w:ind w:leftChars="0" w:left="0" w:right="210"/>
+            </w:pPr>
+            <w:r>
               <w:rPr>
                 <w:rFonts w:hint="eastAsia"/>
               </w:rPr>
-            </w:pPr>
-            <w:r>
-              <w:rPr>
-                <w:rFonts w:hint="eastAsia"/>
-              </w:rPr>
-              <w:t>パッドの大きさが表示されます。</w:t>
-            </w:r>
-            <w:r>
-              <w:rPr>
-                <w:rFonts w:hint="eastAsia"/>
-              </w:rPr>
-              <w:t>(例:</w:t>
-            </w:r>
-            <w:r>
-              <w:rPr>
-                <w:rFonts w:hint="eastAsia"/>
-              </w:rPr>
-              <w:t>[1.234×5.678mm]</w:t>
-            </w:r>
-            <w:r>
-              <w:rPr>
-                <w:rFonts w:hint="eastAsia"/>
-              </w:rPr>
-              <w:t>)</w:t>
+              <w:t>パッドの大きさが表示されます。(例:[1.234×5.678mm])</w:t>
             </w:r>
           </w:p>
         </w:tc>
@@ -3331,9 +3300,6 @@
               <w:pStyle w:val="16"/>
               <w:ind w:leftChars="0" w:left="0" w:right="210"/>
               <w:jc w:val="center"/>
-              <w:rPr>
-                <w:rFonts w:hint="eastAsia"/>
-              </w:rPr>
             </w:pPr>
           </w:p>
         </w:tc>
@@ -3352,9 +3318,6 @@
               <w:pStyle w:val="16"/>
               <w:ind w:leftChars="0" w:left="0" w:right="210"/>
               <w:jc w:val="right"/>
-              <w:rPr>
-                <w:rFonts w:hint="eastAsia"/>
-              </w:rPr>
             </w:pPr>
             <w:r>
               <w:rPr>
@@ -3384,9 +3347,6 @@
             <w:pPr>
               <w:pStyle w:val="16"/>
               <w:ind w:leftChars="0" w:left="0" w:right="210"/>
-              <w:rPr>
-                <w:rFonts w:hint="eastAsia"/>
-              </w:rPr>
             </w:pPr>
             <w:r>
               <w:rPr>
@@ -3412,9 +3372,6 @@
               <w:pStyle w:val="16"/>
               <w:ind w:leftChars="0" w:left="0" w:right="210"/>
               <w:jc w:val="center"/>
-              <w:rPr>
-                <w:rFonts w:hint="eastAsia"/>
-              </w:rPr>
             </w:pPr>
           </w:p>
         </w:tc>
@@ -3433,9 +3390,6 @@
               <w:pStyle w:val="16"/>
               <w:ind w:leftChars="0" w:left="0" w:right="210"/>
               <w:jc w:val="right"/>
-              <w:rPr>
-                <w:rFonts w:hint="eastAsia"/>
-              </w:rPr>
             </w:pPr>
             <w:r>
               <w:rPr>
@@ -3465,9 +3419,6 @@
             <w:pPr>
               <w:pStyle w:val="16"/>
               <w:ind w:leftChars="0" w:left="0" w:right="210"/>
-              <w:rPr>
-                <w:rFonts w:hint="eastAsia"/>
-              </w:rPr>
             </w:pPr>
             <w:r>
               <w:rPr>
@@ -3521,9 +3472,6 @@
             <w:pPr>
               <w:pStyle w:val="16"/>
               <w:ind w:leftChars="0" w:left="0" w:right="210"/>
-              <w:rPr>
-                <w:rFonts w:hint="eastAsia"/>
-              </w:rPr>
             </w:pPr>
             <w:r>
               <w:rPr>
@@ -3552,9 +3500,6 @@
               <w:pStyle w:val="16"/>
               <w:ind w:leftChars="0" w:left="0" w:right="210"/>
               <w:jc w:val="left"/>
-              <w:rPr>
-                <w:rFonts w:hint="eastAsia"/>
-              </w:rPr>
             </w:pPr>
           </w:p>
         </w:tc>
@@ -3574,21 +3519,12 @@
               <w:pStyle w:val="16"/>
               <w:ind w:leftChars="0" w:left="0" w:right="210"/>
               <w:jc w:val="right"/>
+            </w:pPr>
+            <w:r>
               <w:rPr>
                 <w:rFonts w:hint="eastAsia"/>
               </w:rPr>
-            </w:pPr>
-            <w:r>
-              <w:rPr>
-                <w:rFonts w:hint="eastAsia"/>
-              </w:rPr>
-              <w:t>Circle</w:t>
-            </w:r>
-            <w:r>
-              <w:rPr>
-                <w:rFonts w:hint="eastAsia"/>
-              </w:rPr>
-              <w:t>:</w:t>
+              <w:t>Circle:</w:t>
             </w:r>
           </w:p>
         </w:tc>
@@ -3607,9 +3543,6 @@
             <w:pPr>
               <w:pStyle w:val="16"/>
               <w:ind w:leftChars="0" w:left="0" w:right="210"/>
-              <w:rPr>
-                <w:rFonts w:hint="eastAsia"/>
-              </w:rPr>
             </w:pPr>
             <w:r>
               <w:rPr>
@@ -3638,9 +3571,6 @@
               <w:pStyle w:val="16"/>
               <w:ind w:leftChars="0" w:left="0" w:right="210"/>
               <w:jc w:val="left"/>
-              <w:rPr>
-                <w:rFonts w:hint="eastAsia"/>
-              </w:rPr>
             </w:pPr>
           </w:p>
         </w:tc>
@@ -3660,9 +3590,6 @@
               <w:pStyle w:val="16"/>
               <w:ind w:leftChars="0" w:left="0" w:right="210"/>
               <w:jc w:val="right"/>
-              <w:rPr>
-                <w:rFonts w:hint="eastAsia"/>
-              </w:rPr>
             </w:pPr>
             <w:proofErr w:type="spellStart"/>
             <w:r>
@@ -3692,9 +3619,6 @@
             <w:pPr>
               <w:pStyle w:val="16"/>
               <w:ind w:leftChars="0" w:left="0" w:right="210"/>
-              <w:rPr>
-                <w:rFonts w:hint="eastAsia"/>
-              </w:rPr>
             </w:pPr>
             <w:r>
               <w:rPr>
@@ -3723,9 +3647,6 @@
               <w:pStyle w:val="16"/>
               <w:ind w:leftChars="0" w:left="0" w:right="210"/>
               <w:jc w:val="left"/>
-              <w:rPr>
-                <w:rFonts w:hint="eastAsia"/>
-              </w:rPr>
             </w:pPr>
           </w:p>
         </w:tc>
@@ -3745,9 +3666,6 @@
               <w:pStyle w:val="16"/>
               <w:ind w:leftChars="0" w:left="0" w:right="210"/>
               <w:jc w:val="right"/>
-              <w:rPr>
-                <w:rFonts w:hint="eastAsia"/>
-              </w:rPr>
             </w:pPr>
             <w:r>
               <w:t>Oval</w:t>
@@ -3775,9 +3693,6 @@
             <w:pPr>
               <w:pStyle w:val="16"/>
               <w:ind w:leftChars="0" w:left="0" w:right="210"/>
-              <w:rPr>
-                <w:rFonts w:hint="eastAsia"/>
-              </w:rPr>
             </w:pPr>
             <w:r>
               <w:rPr>
@@ -3806,9 +3721,6 @@
               <w:pStyle w:val="16"/>
               <w:ind w:leftChars="0" w:left="0" w:right="210"/>
               <w:jc w:val="left"/>
-              <w:rPr>
-                <w:rFonts w:hint="eastAsia"/>
-              </w:rPr>
             </w:pPr>
           </w:p>
         </w:tc>
@@ -3828,9 +3740,6 @@
               <w:pStyle w:val="16"/>
               <w:ind w:leftChars="0" w:left="0" w:right="210"/>
               <w:jc w:val="right"/>
-              <w:rPr>
-                <w:rFonts w:hint="eastAsia"/>
-              </w:rPr>
             </w:pPr>
             <w:r>
               <w:t>Polygon</w:t>
@@ -3858,9 +3767,6 @@
             <w:pPr>
               <w:pStyle w:val="16"/>
               <w:ind w:leftChars="0" w:left="0" w:right="210"/>
-              <w:rPr>
-                <w:rFonts w:hint="eastAsia"/>
-              </w:rPr>
             </w:pPr>
             <w:r>
               <w:rPr>
@@ -3889,9 +3795,6 @@
               <w:pStyle w:val="16"/>
               <w:ind w:leftChars="0" w:left="0" w:right="210"/>
               <w:jc w:val="left"/>
-              <w:rPr>
-                <w:rFonts w:hint="eastAsia"/>
-              </w:rPr>
             </w:pPr>
           </w:p>
         </w:tc>
@@ -3938,9 +3841,6 @@
             <w:pPr>
               <w:pStyle w:val="16"/>
               <w:ind w:leftChars="0" w:left="0" w:right="210"/>
-              <w:rPr>
-                <w:rFonts w:hint="eastAsia"/>
-              </w:rPr>
             </w:pPr>
             <w:r>
               <w:rPr>
@@ -3969,9 +3869,6 @@
               <w:pStyle w:val="16"/>
               <w:ind w:leftChars="0" w:left="0" w:right="210"/>
               <w:jc w:val="left"/>
-              <w:rPr>
-                <w:rFonts w:hint="eastAsia"/>
-              </w:rPr>
             </w:pPr>
           </w:p>
         </w:tc>
@@ -3990,9 +3887,6 @@
               <w:pStyle w:val="16"/>
               <w:ind w:leftChars="0" w:left="0" w:right="210"/>
               <w:jc w:val="right"/>
-              <w:rPr>
-                <w:rFonts w:hint="eastAsia"/>
-              </w:rPr>
             </w:pPr>
             <w:r>
               <w:rPr>
@@ -4017,9 +3911,6 @@
             <w:pPr>
               <w:pStyle w:val="16"/>
               <w:ind w:leftChars="0" w:left="0" w:right="210"/>
-              <w:rPr>
-                <w:rFonts w:hint="eastAsia"/>
-              </w:rPr>
             </w:pPr>
             <w:r>
               <w:rPr>
@@ -4138,9 +4029,6 @@
       <w:pPr>
         <w:pStyle w:val="16"/>
         <w:ind w:left="420" w:right="210"/>
-        <w:rPr>
-          <w:rFonts w:hint="eastAsia"/>
-        </w:rPr>
       </w:pPr>
     </w:p>
     <w:p>
@@ -4159,45 +4047,12 @@
       <w:pPr>
         <w:pStyle w:val="16"/>
         <w:ind w:left="420" w:right="210"/>
+      </w:pPr>
+      <w:r>
         <w:rPr>
           <w:rFonts w:hint="eastAsia"/>
         </w:rPr>
-      </w:pPr>
-      <w:r>
-        <w:rPr>
-          <w:rFonts w:hint="eastAsia"/>
-        </w:rPr>
-        <w:t xml:space="preserve">&amp;&amp;&amp;&amp; </w:t>
-      </w:r>
-      <w:r>
-        <w:rPr>
-          <w:rFonts w:hint="eastAsia"/>
-        </w:rPr>
-        <w:t>(X</w:t>
-      </w:r>
-      <w:r>
-        <w:rPr>
-          <w:rFonts w:hint="eastAsia"/>
-        </w:rPr>
-        <w:t>:＊</w:t>
-      </w:r>
-      <w:r>
-        <w:rPr>
-          <w:rFonts w:hint="eastAsia"/>
-        </w:rPr>
-        <w:t>.</w:t>
-      </w:r>
-      <w:r>
-        <w:rPr>
-          <w:rFonts w:hint="eastAsia"/>
-        </w:rPr>
-        <w:t>＊</w:t>
-      </w:r>
-      <w:r>
-        <w:rPr>
-          <w:rFonts w:hint="eastAsia"/>
-        </w:rPr>
-        <w:t>, Y:</w:t>
+        <w:t>&amp;&amp;&amp;&amp; (X:＊.＊, Y:</w:t>
       </w:r>
       <w:r>
         <w:rPr>
@@ -4369,51 +4224,12 @@
             <w:pPr>
               <w:pStyle w:val="16"/>
               <w:ind w:leftChars="0" w:left="0" w:right="210"/>
+            </w:pPr>
+            <w:r>
               <w:rPr>
                 <w:rFonts w:hint="eastAsia"/>
               </w:rPr>
-            </w:pPr>
-            <w:r>
-              <w:rPr>
-                <w:rFonts w:hint="eastAsia"/>
-              </w:rPr>
-              <w:t>(例:</w:t>
-            </w:r>
-            <w:r>
-              <w:rPr>
-                <w:rFonts w:hint="eastAsia"/>
-              </w:rPr>
-              <w:t xml:space="preserve"> </w:t>
-            </w:r>
-            <w:r>
-              <w:rPr>
-                <w:rFonts w:hint="eastAsia"/>
-              </w:rPr>
-              <w:t>X:</w:t>
-            </w:r>
-            <w:r>
-              <w:rPr>
-                <w:rFonts w:hint="eastAsia"/>
-              </w:rPr>
-              <w:t>1.234</w:t>
-            </w:r>
-            <w:r>
-              <w:rPr>
-                <w:rFonts w:hint="eastAsia"/>
-              </w:rPr>
-              <w:t>, Y:</w:t>
-            </w:r>
-            <w:r>
-              <w:rPr>
-                <w:rFonts w:hint="eastAsia"/>
-              </w:rPr>
-              <w:t>5.678</w:t>
-            </w:r>
-            <w:r>
-              <w:rPr>
-                <w:rFonts w:hint="eastAsia"/>
-              </w:rPr>
-              <w:t>)</w:t>
+              <w:t>(例: X:1.234, Y:5.678)</w:t>
             </w:r>
           </w:p>
         </w:tc>
@@ -4473,9 +4289,6 @@
       <w:pPr>
         <w:pStyle w:val="16"/>
         <w:ind w:left="420" w:right="210"/>
-        <w:rPr>
-          <w:rFonts w:hint="eastAsia"/>
-        </w:rPr>
       </w:pPr>
     </w:p>
     <w:p>
@@ -4487,19 +4300,7 @@
         <w:rPr>
           <w:rFonts w:hint="eastAsia"/>
         </w:rPr>
-        <w:t>【</w:t>
-      </w:r>
-      <w:r>
-        <w:rPr>
-          <w:rFonts w:hint="eastAsia"/>
-        </w:rPr>
-        <w:t>マップ上での操作</w:t>
-      </w:r>
-      <w:r>
-        <w:rPr>
-          <w:rFonts w:hint="eastAsia"/>
-        </w:rPr>
-        <w:t>】</w:t>
+        <w:t>【マップ上での操作】</w:t>
       </w:r>
     </w:p>
     <w:tbl>
@@ -4573,7 +4374,6 @@
               <w:ind w:leftChars="0" w:left="0" w:right="210"/>
               <w:jc w:val="center"/>
               <w:rPr>
-                <w:rFonts w:hint="eastAsia"/>
                 <w:noProof/>
               </w:rPr>
             </w:pPr>
@@ -4630,9 +4430,6 @@
             <w:pPr>
               <w:pStyle w:val="16"/>
               <w:ind w:leftChars="0" w:left="0" w:right="210"/>
-              <w:rPr>
-                <w:rFonts w:hint="eastAsia"/>
-              </w:rPr>
             </w:pPr>
             <w:r>
               <w:t>画面を拡大・縮小します。</w:t>
@@ -4703,9 +4500,6 @@
             <w:pPr>
               <w:pStyle w:val="16"/>
               <w:ind w:leftChars="0" w:left="0" w:right="210"/>
-              <w:rPr>
-                <w:rFonts w:hint="eastAsia"/>
-              </w:rPr>
             </w:pPr>
             <w:r>
               <w:rPr>
@@ -4721,9 +4515,6 @@
       <w:pPr>
         <w:pStyle w:val="16"/>
         <w:ind w:left="420" w:right="210"/>
-        <w:rPr>
-          <w:rFonts w:hint="eastAsia"/>
-        </w:rPr>
       </w:pPr>
     </w:p>
     <w:p>
@@ -4869,9 +4660,6 @@
       <w:pPr>
         <w:pStyle w:val="16"/>
         <w:ind w:left="420" w:right="210"/>
-        <w:rPr>
-          <w:rFonts w:hint="eastAsia"/>
-        </w:rPr>
       </w:pPr>
       <w:r>
         <w:rPr>
@@ -4951,9 +4739,6 @@
       <w:pPr>
         <w:pStyle w:val="16"/>
         <w:ind w:left="420" w:right="210"/>
-        <w:rPr>
-          <w:rFonts w:hint="eastAsia"/>
-        </w:rPr>
       </w:pPr>
     </w:p>
     <w:p>
@@ -4976,9 +4761,6 @@
       <w:pPr>
         <w:pStyle w:val="16"/>
         <w:ind w:left="420" w:right="210"/>
-        <w:rPr>
-          <w:rFonts w:hint="eastAsia"/>
-        </w:rPr>
       </w:pPr>
       <w:r>
         <w:rPr>
@@ -5010,22 +4792,13 @@
         <w:rPr>
           <w:rFonts w:hint="eastAsia"/>
         </w:rPr>
-        <w:t>操作</w:t>
-      </w:r>
-      <w:r>
-        <w:rPr>
-          <w:rFonts w:hint="eastAsia"/>
-        </w:rPr>
-        <w:t>ボタン</w:t>
+        <w:t>操作ボタン</w:t>
       </w:r>
     </w:p>
     <w:p>
       <w:pPr>
         <w:pStyle w:val="16"/>
         <w:ind w:left="420" w:right="210"/>
-        <w:rPr>
-          <w:rFonts w:hint="eastAsia"/>
-        </w:rPr>
       </w:pPr>
       <w:r>
         <w:rPr>
@@ -5107,16 +4880,15 @@
               <w:ind w:leftChars="0" w:left="0" w:right="210"/>
               <w:jc w:val="center"/>
               <w:rPr>
-                <w:rFonts w:hint="eastAsia"/>
                 <w:noProof/>
               </w:rPr>
             </w:pPr>
             <w:r>
               <w:object w:dxaOrig="1155" w:dyaOrig="585" w14:anchorId="353042A7">
-                <v:shape id="_x0000_i1751" type="#_x0000_t75" style="width:57.75pt;height:29.3pt" o:ole="">
+                <v:shape id="_x0000_i1026" type="#_x0000_t75" style="width:57.75pt;height:29.3pt" o:ole="">
                   <v:imagedata r:id="rId20" o:title=""/>
                 </v:shape>
-                <o:OLEObject Type="Embed" ProgID="PBrush" ShapeID="_x0000_i1751" DrawAspect="Content" ObjectID="_1834757294" r:id="rId21"/>
+                <o:OLEObject Type="Embed" ProgID="PBrush" ShapeID="_x0000_i1026" DrawAspect="Content" ObjectID="_1835194448" r:id="rId21"/>
               </w:object>
             </w:r>
           </w:p>
@@ -5131,9 +4903,6 @@
             <w:pPr>
               <w:pStyle w:val="16"/>
               <w:ind w:leftChars="0" w:left="0" w:right="210"/>
-              <w:rPr>
-                <w:rFonts w:hint="eastAsia"/>
-              </w:rPr>
             </w:pPr>
             <w:r>
               <w:t>図形全体が画面に収まるように</w:t>
@@ -5173,10 +4942,10 @@
             </w:pPr>
             <w:r>
               <w:object w:dxaOrig="1170" w:dyaOrig="585" w14:anchorId="0E7ADEE7">
-                <v:shape id="_x0000_i1752" type="#_x0000_t75" style="width:58.6pt;height:29.3pt" o:ole="">
+                <v:shape id="_x0000_i1027" type="#_x0000_t75" style="width:58.6pt;height:29.3pt" o:ole="">
                   <v:imagedata r:id="rId22" o:title=""/>
                 </v:shape>
-                <o:OLEObject Type="Embed" ProgID="PBrush" ShapeID="_x0000_i1752" DrawAspect="Content" ObjectID="_1834757295" r:id="rId23"/>
+                <o:OLEObject Type="Embed" ProgID="PBrush" ShapeID="_x0000_i1027" DrawAspect="Content" ObjectID="_1835194449" r:id="rId23"/>
               </w:object>
             </w:r>
           </w:p>
@@ -5191,9 +4960,6 @@
             <w:pPr>
               <w:pStyle w:val="16"/>
               <w:ind w:leftChars="0" w:left="0" w:right="210"/>
-              <w:rPr>
-                <w:rFonts w:hint="eastAsia"/>
-              </w:rPr>
             </w:pPr>
             <w:r>
               <w:rPr>
@@ -5221,10 +4987,10 @@
             </w:pPr>
             <w:r>
               <w:object w:dxaOrig="1170" w:dyaOrig="585" w14:anchorId="22DC2984">
-                <v:shape id="_x0000_i1753" type="#_x0000_t75" style="width:58.6pt;height:29.3pt" o:ole="">
+                <v:shape id="_x0000_i1028" type="#_x0000_t75" style="width:58.6pt;height:29.3pt" o:ole="">
                   <v:imagedata r:id="rId24" o:title=""/>
                 </v:shape>
-                <o:OLEObject Type="Embed" ProgID="PBrush" ShapeID="_x0000_i1753" DrawAspect="Content" ObjectID="_1834757296" r:id="rId25"/>
+                <o:OLEObject Type="Embed" ProgID="PBrush" ShapeID="_x0000_i1028" DrawAspect="Content" ObjectID="_1835194450" r:id="rId25"/>
               </w:object>
             </w:r>
           </w:p>
@@ -5251,9 +5017,6 @@
             <w:pPr>
               <w:pStyle w:val="16"/>
               <w:ind w:leftChars="0" w:left="0" w:right="210"/>
-              <w:rPr>
-                <w:rFonts w:hint="eastAsia"/>
-              </w:rPr>
             </w:pPr>
             <w:r>
               <w:rPr>
@@ -5281,10 +5044,10 @@
             </w:pPr>
             <w:r>
               <w:object w:dxaOrig="1170" w:dyaOrig="585" w14:anchorId="5C751620">
-                <v:shape id="_x0000_i1754" type="#_x0000_t75" style="width:58.6pt;height:29.3pt" o:ole="">
+                <v:shape id="_x0000_i1029" type="#_x0000_t75" style="width:58.6pt;height:29.3pt" o:ole="">
                   <v:imagedata r:id="rId26" o:title=""/>
                 </v:shape>
-                <o:OLEObject Type="Embed" ProgID="PBrush" ShapeID="_x0000_i1754" DrawAspect="Content" ObjectID="_1834757297" r:id="rId27"/>
+                <o:OLEObject Type="Embed" ProgID="PBrush" ShapeID="_x0000_i1029" DrawAspect="Content" ObjectID="_1835194451" r:id="rId27"/>
               </w:object>
             </w:r>
           </w:p>
@@ -5299,9 +5062,6 @@
             <w:pPr>
               <w:pStyle w:val="16"/>
               <w:ind w:leftChars="0" w:left="0" w:right="210"/>
-              <w:rPr>
-                <w:rFonts w:hint="eastAsia"/>
-              </w:rPr>
             </w:pPr>
             <w:r>
               <w:rPr>
@@ -5330,10 +5090,10 @@
             </w:pPr>
             <w:r>
               <w:object w:dxaOrig="1170" w:dyaOrig="585" w14:anchorId="0C71D98C">
-                <v:shape id="_x0000_i1755" type="#_x0000_t75" style="width:58.6pt;height:29.3pt" o:ole="">
+                <v:shape id="_x0000_i1030" type="#_x0000_t75" style="width:58.6pt;height:29.3pt" o:ole="">
                   <v:imagedata r:id="rId28" o:title=""/>
                 </v:shape>
-                <o:OLEObject Type="Embed" ProgID="PBrush" ShapeID="_x0000_i1755" DrawAspect="Content" ObjectID="_1834757298" r:id="rId29"/>
+                <o:OLEObject Type="Embed" ProgID="PBrush" ShapeID="_x0000_i1030" DrawAspect="Content" ObjectID="_1835194452" r:id="rId29"/>
               </w:object>
             </w:r>
           </w:p>
@@ -5386,9 +5146,6 @@
             <w:pPr>
               <w:pStyle w:val="16"/>
               <w:ind w:leftChars="0" w:left="0" w:right="210"/>
-              <w:rPr>
-                <w:rFonts w:hint="eastAsia"/>
-              </w:rPr>
             </w:pPr>
             <w:r>
               <w:rPr>
@@ -5427,9 +5184,6 @@
               <w:pStyle w:val="16"/>
               <w:ind w:leftChars="0" w:left="0" w:right="210"/>
               <w:jc w:val="right"/>
-              <w:rPr>
-                <w:rFonts w:hint="eastAsia"/>
-              </w:rPr>
             </w:pPr>
             <w:r>
               <w:rPr>
@@ -5462,9 +5216,6 @@
             <w:pPr>
               <w:pStyle w:val="16"/>
               <w:ind w:leftChars="0" w:left="0" w:right="210"/>
-              <w:rPr>
-                <w:rFonts w:hint="eastAsia"/>
-              </w:rPr>
             </w:pPr>
             <w:r>
               <w:rPr>
@@ -5503,9 +5254,6 @@
               <w:pStyle w:val="16"/>
               <w:ind w:leftChars="0" w:left="0" w:right="210"/>
               <w:jc w:val="right"/>
-              <w:rPr>
-                <w:rFonts w:hint="eastAsia"/>
-              </w:rPr>
             </w:pPr>
             <w:r>
               <w:rPr>
@@ -5524,9 +5272,6 @@
             <w:pPr>
               <w:pStyle w:val="16"/>
               <w:ind w:leftChars="0" w:left="0" w:right="210"/>
-              <w:rPr>
-                <w:rFonts w:hint="eastAsia"/>
-              </w:rPr>
             </w:pPr>
             <w:proofErr w:type="spellStart"/>
             <w:r>
@@ -5609,28 +5354,13 @@
         <w:rPr>
           <w:rFonts w:hint="eastAsia"/>
         </w:rPr>
-        <w:t>設定/操作パネルでは</w:t>
-      </w:r>
-      <w:r>
-        <w:rPr>
-          <w:rFonts w:hint="eastAsia"/>
-        </w:rPr>
-        <w:t>各種設定および塗布点の追加等を行う</w:t>
-      </w:r>
-      <w:r>
-        <w:rPr>
-          <w:rFonts w:hint="eastAsia"/>
-        </w:rPr>
-        <w:t>ことが出来ます。</w:t>
+        <w:t>設定/操作パネルでは各種設定および塗布点の追加等を行うことが出来ます。</w:t>
       </w:r>
     </w:p>
     <w:p>
       <w:pPr>
         <w:pStyle w:val="afc"/>
         <w:ind w:left="210" w:right="210"/>
-        <w:rPr>
-          <w:rFonts w:hint="eastAsia"/>
-        </w:rPr>
       </w:pPr>
       <w:r>
         <w:rPr>
@@ -5642,9 +5372,6 @@
     <w:p>
       <w:pPr>
         <w:pStyle w:val="afa"/>
-        <w:rPr>
-          <w:rFonts w:hint="eastAsia"/>
-        </w:rPr>
       </w:pPr>
       <w:r>
         <w:rPr>
@@ -5742,22 +5469,13 @@
         <w:rPr>
           <w:rFonts w:hint="eastAsia"/>
         </w:rPr>
-        <w:t>クラスタリングリスト</w:t>
-      </w:r>
-      <w:r>
-        <w:rPr>
-          <w:rFonts w:hint="eastAsia"/>
-        </w:rPr>
-        <w:t>には生成されたクラスタが、塗布経路順に表示されます。</w:t>
+        <w:t>クラスタリングリストには生成されたクラスタが、塗布経路順に表示されます。</w:t>
       </w:r>
     </w:p>
     <w:p>
       <w:pPr>
         <w:pStyle w:val="16"/>
         <w:ind w:left="420" w:right="210"/>
-        <w:rPr>
-          <w:rFonts w:hint="eastAsia"/>
-        </w:rPr>
       </w:pPr>
       <w:r>
         <w:rPr>
@@ -5770,9 +5488,6 @@
       <w:pPr>
         <w:pStyle w:val="28"/>
         <w:ind w:left="840" w:right="210"/>
-        <w:rPr>
-          <w:rFonts w:hint="eastAsia"/>
-        </w:rPr>
       </w:pPr>
       <w:r>
         <w:rPr>
@@ -5905,9 +5620,6 @@
       <w:pPr>
         <w:pStyle w:val="16"/>
         <w:ind w:left="420" w:right="210"/>
-        <w:rPr>
-          <w:rFonts w:hint="eastAsia"/>
-        </w:rPr>
       </w:pPr>
       <w:r>
         <w:rPr>
@@ -6066,6 +5778,9 @@
         <w:ind w:left="840" w:right="210"/>
       </w:pPr>
       <w:r>
+        <w:rPr>
+          <w:noProof/>
+        </w:rPr>
         <w:drawing>
           <wp:inline distT="0" distB="0" distL="0" distR="0" wp14:anchorId="4554649E" wp14:editId="497F1839">
             <wp:extent cx="4020120" cy="359280"/>
@@ -6147,9 +5862,6 @@
       <w:pPr>
         <w:pStyle w:val="16"/>
         <w:ind w:left="420" w:right="210"/>
-        <w:rPr>
-          <w:rFonts w:hint="eastAsia"/>
-        </w:rPr>
       </w:pPr>
     </w:p>
     <w:p>
@@ -6216,9 +5928,6 @@
       <w:pPr>
         <w:pStyle w:val="16"/>
         <w:ind w:left="420" w:right="210"/>
-        <w:rPr>
-          <w:rFonts w:hint="eastAsia"/>
-        </w:rPr>
       </w:pPr>
     </w:p>
     <w:tbl>
@@ -6294,7 +6003,6 @@
               <w:ind w:leftChars="0" w:left="0" w:right="210"/>
               <w:jc w:val="center"/>
               <w:rPr>
-                <w:rFonts w:hint="eastAsia"/>
                 <w:noProof/>
               </w:rPr>
             </w:pPr>
@@ -6341,9 +6049,6 @@
             <w:pPr>
               <w:pStyle w:val="16"/>
               <w:ind w:leftChars="0" w:left="0" w:right="210"/>
-              <w:rPr>
-                <w:rFonts w:hint="eastAsia"/>
-              </w:rPr>
             </w:pPr>
             <w:r>
               <w:rPr>
@@ -6381,9 +6086,6 @@
               <w:pStyle w:val="16"/>
               <w:ind w:leftChars="0" w:left="0" w:right="210"/>
               <w:jc w:val="center"/>
-              <w:rPr>
-                <w:rFonts w:hint="eastAsia"/>
-              </w:rPr>
             </w:pPr>
             <w:r>
               <w:rPr>
@@ -6403,9 +6105,6 @@
             <w:pPr>
               <w:pStyle w:val="16"/>
               <w:ind w:leftChars="0" w:left="0" w:right="210"/>
-              <w:rPr>
-                <w:rFonts w:hint="eastAsia"/>
-              </w:rPr>
             </w:pPr>
             <w:r>
               <w:rPr>
@@ -6478,9 +6177,6 @@
             <w:pPr>
               <w:pStyle w:val="16"/>
               <w:ind w:leftChars="0" w:left="0" w:right="210"/>
-              <w:rPr>
-                <w:rFonts w:hint="eastAsia"/>
-              </w:rPr>
             </w:pPr>
             <w:r>
               <w:rPr>
@@ -6509,9 +6205,6 @@
               <w:pStyle w:val="16"/>
               <w:ind w:leftChars="0" w:left="0" w:right="210"/>
               <w:jc w:val="center"/>
-              <w:rPr>
-                <w:rFonts w:hint="eastAsia"/>
-              </w:rPr>
             </w:pPr>
           </w:p>
         </w:tc>
@@ -6544,9 +6237,6 @@
               <w:pStyle w:val="16"/>
               <w:ind w:leftChars="0" w:left="0" w:right="210"/>
               <w:jc w:val="center"/>
-              <w:rPr>
-                <w:rFonts w:hint="eastAsia"/>
-              </w:rPr>
             </w:pPr>
             <w:r>
               <w:rPr>
@@ -6571,9 +6261,6 @@
             <w:pPr>
               <w:pStyle w:val="16"/>
               <w:ind w:leftChars="0" w:left="0" w:right="210"/>
-              <w:rPr>
-                <w:rFonts w:hint="eastAsia"/>
-              </w:rPr>
             </w:pPr>
             <w:r>
               <w:rPr>
@@ -6602,9 +6289,6 @@
               <w:pStyle w:val="16"/>
               <w:ind w:leftChars="0" w:left="0" w:right="210"/>
               <w:jc w:val="center"/>
-              <w:rPr>
-                <w:rFonts w:hint="eastAsia"/>
-              </w:rPr>
             </w:pPr>
           </w:p>
         </w:tc>
@@ -6624,27 +6308,12 @@
               <w:pStyle w:val="16"/>
               <w:ind w:leftChars="0" w:left="0" w:right="210"/>
               <w:jc w:val="center"/>
+            </w:pPr>
+            <w:r>
               <w:rPr>
                 <w:rFonts w:hint="eastAsia"/>
               </w:rPr>
-            </w:pPr>
-            <w:r>
-              <w:rPr>
-                <w:rFonts w:hint="eastAsia"/>
-              </w:rPr>
-              <w:t>自動（</w:t>
-            </w:r>
-            <w:r>
-              <w:rPr>
-                <w:rFonts w:hint="eastAsia"/>
-              </w:rPr>
-              <w:t>距離</w:t>
-            </w:r>
-            <w:r>
-              <w:rPr>
-                <w:rFonts w:hint="eastAsia"/>
-              </w:rPr>
-              <w:t>優先</w:t>
+              <w:t>自動（距離優先</w:t>
             </w:r>
           </w:p>
         </w:tc>
@@ -6663,9 +6332,6 @@
             <w:pPr>
               <w:pStyle w:val="16"/>
               <w:ind w:leftChars="0" w:left="0" w:right="210"/>
-              <w:rPr>
-                <w:rFonts w:hint="eastAsia"/>
-              </w:rPr>
             </w:pPr>
             <w:r>
               <w:rPr>
@@ -6694,9 +6360,6 @@
               <w:pStyle w:val="16"/>
               <w:ind w:leftChars="0" w:left="0" w:right="210"/>
               <w:jc w:val="center"/>
-              <w:rPr>
-                <w:rFonts w:hint="eastAsia"/>
-              </w:rPr>
             </w:pPr>
           </w:p>
         </w:tc>
@@ -6716,9 +6379,6 @@
               <w:pStyle w:val="16"/>
               <w:ind w:leftChars="0" w:left="0" w:right="210"/>
               <w:jc w:val="center"/>
-              <w:rPr>
-                <w:rFonts w:hint="eastAsia"/>
-              </w:rPr>
             </w:pPr>
             <w:r>
               <w:rPr>
@@ -6743,21 +6403,12 @@
             <w:pPr>
               <w:pStyle w:val="16"/>
               <w:ind w:leftChars="0" w:left="0" w:right="210"/>
+            </w:pPr>
+            <w:r>
               <w:rPr>
                 <w:rFonts w:hint="eastAsia"/>
               </w:rPr>
-            </w:pPr>
-            <w:r>
-              <w:rPr>
-                <w:rFonts w:hint="eastAsia"/>
-              </w:rPr>
-              <w:t>X方向にのみ動作するように</w:t>
-            </w:r>
-            <w:r>
-              <w:rPr>
-                <w:rFonts w:hint="eastAsia"/>
-              </w:rPr>
-              <w:t>並び変えを行います。</w:t>
+              <w:t>X方向にのみ動作するように並び変えを行います。</w:t>
             </w:r>
           </w:p>
         </w:tc>
@@ -6780,9 +6431,6 @@
               <w:pStyle w:val="16"/>
               <w:ind w:leftChars="0" w:left="0" w:right="210"/>
               <w:jc w:val="center"/>
-              <w:rPr>
-                <w:rFonts w:hint="eastAsia"/>
-              </w:rPr>
             </w:pPr>
           </w:p>
         </w:tc>
@@ -6802,9 +6450,6 @@
               <w:pStyle w:val="16"/>
               <w:ind w:leftChars="0" w:left="0" w:right="210"/>
               <w:jc w:val="center"/>
-              <w:rPr>
-                <w:rFonts w:hint="eastAsia"/>
-              </w:rPr>
             </w:pPr>
             <w:r>
               <w:rPr>
@@ -6829,21 +6474,12 @@
             <w:pPr>
               <w:pStyle w:val="16"/>
               <w:ind w:leftChars="0" w:left="0" w:right="210"/>
+            </w:pPr>
+            <w:r>
               <w:rPr>
                 <w:rFonts w:hint="eastAsia"/>
               </w:rPr>
-            </w:pPr>
-            <w:r>
-              <w:rPr>
-                <w:rFonts w:hint="eastAsia"/>
-              </w:rPr>
-              <w:t>Y</w:t>
-            </w:r>
-            <w:r>
-              <w:rPr>
-                <w:rFonts w:hint="eastAsia"/>
-              </w:rPr>
-              <w:t>方向にのみ動作するように並び変えを行います。</w:t>
+              <w:t>Y方向にのみ動作するように並び変えを行います。</w:t>
             </w:r>
           </w:p>
         </w:tc>
@@ -6994,9 +6630,6 @@
       <w:pPr>
         <w:pStyle w:val="16"/>
         <w:ind w:left="420" w:right="210"/>
-        <w:rPr>
-          <w:rFonts w:hint="eastAsia"/>
-        </w:rPr>
       </w:pPr>
     </w:p>
     <w:tbl>
@@ -7070,7 +6703,6 @@
               <w:ind w:leftChars="0" w:left="0" w:right="210"/>
               <w:jc w:val="center"/>
               <w:rPr>
-                <w:rFonts w:hint="eastAsia"/>
                 <w:noProof/>
               </w:rPr>
             </w:pPr>
@@ -7092,9 +6724,6 @@
             <w:pPr>
               <w:pStyle w:val="16"/>
               <w:ind w:leftChars="0" w:left="0" w:right="210"/>
-              <w:rPr>
-                <w:rFonts w:hint="eastAsia"/>
-              </w:rPr>
             </w:pPr>
             <w:r>
               <w:rPr>
@@ -7119,9 +6748,6 @@
               <w:pStyle w:val="16"/>
               <w:ind w:leftChars="0" w:left="0" w:right="210"/>
               <w:jc w:val="center"/>
-              <w:rPr>
-                <w:rFonts w:hint="eastAsia"/>
-              </w:rPr>
             </w:pPr>
             <w:r>
               <w:rPr>
@@ -7140,9 +6766,6 @@
             <w:pPr>
               <w:pStyle w:val="16"/>
               <w:ind w:leftChars="0" w:left="0" w:right="210"/>
-              <w:rPr>
-                <w:rFonts w:hint="eastAsia"/>
-              </w:rPr>
             </w:pPr>
             <w:r>
               <w:rPr>
@@ -7167,16 +6790,13 @@
               <w:pStyle w:val="16"/>
               <w:ind w:leftChars="0" w:left="0" w:right="210"/>
               <w:jc w:val="center"/>
-              <w:rPr>
-                <w:rFonts w:hint="eastAsia"/>
-              </w:rPr>
             </w:pPr>
             <w:r>
               <w:object w:dxaOrig="750" w:dyaOrig="600" w14:anchorId="3EFFAB61">
-                <v:shape id="_x0000_i1812" type="#_x0000_t75" style="width:37.65pt;height:30.15pt" o:ole="">
+                <v:shape id="_x0000_i1031" type="#_x0000_t75" style="width:37.65pt;height:30.15pt" o:ole="">
                   <v:imagedata r:id="rId38" o:title=""/>
                 </v:shape>
-                <o:OLEObject Type="Embed" ProgID="PBrush" ShapeID="_x0000_i1812" DrawAspect="Content" ObjectID="_1834757299" r:id="rId39"/>
+                <o:OLEObject Type="Embed" ProgID="PBrush" ShapeID="_x0000_i1031" DrawAspect="Content" ObjectID="_1835194453" r:id="rId39"/>
               </w:object>
             </w:r>
           </w:p>
@@ -7190,9 +6810,6 @@
             <w:pPr>
               <w:pStyle w:val="16"/>
               <w:ind w:leftChars="0" w:left="0" w:right="210"/>
-              <w:rPr>
-                <w:rFonts w:hint="eastAsia"/>
-              </w:rPr>
             </w:pPr>
             <w:r>
               <w:rPr>
@@ -7220,10 +6837,10 @@
             </w:pPr>
             <w:r>
               <w:object w:dxaOrig="750" w:dyaOrig="600" w14:anchorId="202DADA4">
-                <v:shape id="_x0000_i1814" type="#_x0000_t75" style="width:37.65pt;height:30.15pt" o:ole="">
+                <v:shape id="_x0000_i1032" type="#_x0000_t75" style="width:37.65pt;height:30.15pt" o:ole="">
                   <v:imagedata r:id="rId40" o:title=""/>
                 </v:shape>
-                <o:OLEObject Type="Embed" ProgID="PBrush" ShapeID="_x0000_i1814" DrawAspect="Content" ObjectID="_1834757300" r:id="rId41"/>
+                <o:OLEObject Type="Embed" ProgID="PBrush" ShapeID="_x0000_i1032" DrawAspect="Content" ObjectID="_1835194454" r:id="rId41"/>
               </w:object>
             </w:r>
           </w:p>
@@ -7237,9 +6854,6 @@
             <w:pPr>
               <w:pStyle w:val="16"/>
               <w:ind w:leftChars="0" w:left="0" w:right="210"/>
-              <w:rPr>
-                <w:rFonts w:hint="eastAsia"/>
-              </w:rPr>
             </w:pPr>
             <w:r>
               <w:rPr>
@@ -7267,10 +6881,10 @@
             </w:pPr>
             <w:r>
               <w:object w:dxaOrig="750" w:dyaOrig="600" w14:anchorId="79CE6994">
-                <v:shape id="_x0000_i1838" type="#_x0000_t75" style="width:37.65pt;height:30.15pt" o:ole="">
+                <v:shape id="_x0000_i1033" type="#_x0000_t75" style="width:37.65pt;height:30.15pt" o:ole="">
                   <v:imagedata r:id="rId42" o:title=""/>
                 </v:shape>
-                <o:OLEObject Type="Embed" ProgID="PBrush" ShapeID="_x0000_i1838" DrawAspect="Content" ObjectID="_1834757301" r:id="rId43"/>
+                <o:OLEObject Type="Embed" ProgID="PBrush" ShapeID="_x0000_i1033" DrawAspect="Content" ObjectID="_1835194455" r:id="rId43"/>
               </w:object>
             </w:r>
           </w:p>
@@ -7296,9 +6910,6 @@
             <w:pPr>
               <w:pStyle w:val="16"/>
               <w:ind w:leftChars="0" w:left="0" w:right="210"/>
-              <w:rPr>
-                <w:rFonts w:hint="eastAsia"/>
-              </w:rPr>
             </w:pPr>
             <w:r>
               <w:rPr>
@@ -7326,10 +6937,10 @@
             </w:pPr>
             <w:r>
               <w:object w:dxaOrig="750" w:dyaOrig="600" w14:anchorId="65FF5F16">
-                <v:shape id="_x0000_i1818" type="#_x0000_t75" style="width:37.65pt;height:30.15pt" o:ole="">
+                <v:shape id="_x0000_i1034" type="#_x0000_t75" style="width:37.65pt;height:30.15pt" o:ole="">
                   <v:imagedata r:id="rId44" o:title=""/>
                 </v:shape>
-                <o:OLEObject Type="Embed" ProgID="PBrush" ShapeID="_x0000_i1818" DrawAspect="Content" ObjectID="_1834757302" r:id="rId45"/>
+                <o:OLEObject Type="Embed" ProgID="PBrush" ShapeID="_x0000_i1034" DrawAspect="Content" ObjectID="_1835194456" r:id="rId45"/>
               </w:object>
             </w:r>
           </w:p>
@@ -7348,22 +6959,13 @@
               <w:rPr>
                 <w:rFonts w:hint="eastAsia"/>
               </w:rPr>
-              <w:t>編集中の塗布条件</w:t>
-            </w:r>
-            <w:r>
-              <w:rPr>
-                <w:rFonts w:hint="eastAsia"/>
-              </w:rPr>
-              <w:t>の変更を破棄します。</w:t>
-            </w:r>
-          </w:p>
-          <w:p>
-            <w:pPr>
-              <w:pStyle w:val="16"/>
-              <w:ind w:leftChars="0" w:left="0" w:right="210"/>
-              <w:rPr>
-                <w:rFonts w:hint="eastAsia"/>
-              </w:rPr>
+              <w:t>編集中の塗布条件の変更を破棄します。</w:t>
+            </w:r>
+          </w:p>
+          <w:p>
+            <w:pPr>
+              <w:pStyle w:val="16"/>
+              <w:ind w:leftChars="0" w:left="0" w:right="210"/>
             </w:pPr>
             <w:r>
               <w:rPr>
@@ -7408,9 +7010,6 @@
       <w:pPr>
         <w:pStyle w:val="16"/>
         <w:ind w:left="420" w:right="210"/>
-        <w:rPr>
-          <w:rFonts w:hint="eastAsia"/>
-        </w:rPr>
       </w:pPr>
     </w:p>
     <w:tbl>
@@ -7484,7 +7083,6 @@
               <w:ind w:leftChars="0" w:left="0" w:right="210"/>
               <w:jc w:val="center"/>
               <w:rPr>
-                <w:rFonts w:hint="eastAsia"/>
                 <w:noProof/>
               </w:rPr>
             </w:pPr>
@@ -7506,9 +7104,6 @@
             <w:pPr>
               <w:pStyle w:val="16"/>
               <w:ind w:leftChars="0" w:left="0" w:right="210"/>
-              <w:rPr>
-                <w:rFonts w:hint="eastAsia"/>
-              </w:rPr>
             </w:pPr>
             <w:r>
               <w:rPr>
@@ -7539,9 +7134,6 @@
               <w:pStyle w:val="16"/>
               <w:ind w:leftChars="0" w:left="0" w:right="210"/>
               <w:jc w:val="center"/>
-              <w:rPr>
-                <w:rFonts w:hint="eastAsia"/>
-              </w:rPr>
             </w:pPr>
             <w:r>
               <w:rPr>
@@ -7560,9 +7152,6 @@
             <w:pPr>
               <w:pStyle w:val="16"/>
               <w:ind w:leftChars="0" w:left="0" w:right="210"/>
-              <w:rPr>
-                <w:rFonts w:hint="eastAsia"/>
-              </w:rPr>
             </w:pPr>
             <w:r>
               <w:rPr>
@@ -7587,9 +7176,6 @@
               <w:pStyle w:val="16"/>
               <w:ind w:leftChars="0" w:left="0" w:right="210"/>
               <w:jc w:val="center"/>
-              <w:rPr>
-                <w:rFonts w:hint="eastAsia"/>
-              </w:rPr>
             </w:pPr>
             <w:r>
               <w:rPr>
@@ -7608,27 +7194,12 @@
             <w:pPr>
               <w:pStyle w:val="16"/>
               <w:ind w:leftChars="0" w:left="0" w:right="210"/>
+            </w:pPr>
+            <w:r>
               <w:rPr>
                 <w:rFonts w:hint="eastAsia"/>
               </w:rPr>
-            </w:pPr>
-            <w:r>
-              <w:rPr>
-                <w:rFonts w:hint="eastAsia"/>
-              </w:rPr>
-              <w:t>自動配置時の</w:t>
-            </w:r>
-            <w:r>
-              <w:rPr>
-                <w:rFonts w:hint="eastAsia"/>
-              </w:rPr>
-              <w:t>Ｙ</w:t>
-            </w:r>
-            <w:r>
-              <w:rPr>
-                <w:rFonts w:hint="eastAsia"/>
-              </w:rPr>
-              <w:t>方向の配置間隔を設定します。</w:t>
+              <w:t>自動配置時のＹ方向の配置間隔を設定します。</w:t>
             </w:r>
           </w:p>
         </w:tc>
@@ -7647,9 +7218,6 @@
               <w:pStyle w:val="16"/>
               <w:ind w:leftChars="0" w:left="0" w:right="210"/>
               <w:jc w:val="center"/>
-              <w:rPr>
-                <w:rFonts w:hint="eastAsia"/>
-              </w:rPr>
             </w:pPr>
             <w:r>
               <w:rPr>
@@ -7668,33 +7236,12 @@
             <w:pPr>
               <w:pStyle w:val="16"/>
               <w:ind w:leftChars="0" w:left="0" w:right="210"/>
+            </w:pPr>
+            <w:r>
               <w:rPr>
                 <w:rFonts w:hint="eastAsia"/>
               </w:rPr>
-            </w:pPr>
-            <w:r>
-              <w:rPr>
-                <w:rFonts w:hint="eastAsia"/>
-              </w:rPr>
-              <w:t>個数</w:t>
-            </w:r>
-            <w:r>
-              <w:rPr>
-                <w:rFonts w:hint="eastAsia"/>
-              </w:rPr>
-              <w:t>配置時のＸ方向の配置</w:t>
-            </w:r>
-            <w:r>
-              <w:rPr>
-                <w:rFonts w:hint="eastAsia"/>
-              </w:rPr>
-              <w:t>数</w:t>
-            </w:r>
-            <w:r>
-              <w:rPr>
-                <w:rFonts w:hint="eastAsia"/>
-              </w:rPr>
-              <w:t>を設定します。</w:t>
+              <w:t>個数配置時のＸ方向の配置数を設定します。</w:t>
             </w:r>
           </w:p>
         </w:tc>
@@ -7713,9 +7260,6 @@
               <w:pStyle w:val="16"/>
               <w:ind w:leftChars="0" w:left="0" w:right="210"/>
               <w:jc w:val="center"/>
-              <w:rPr>
-                <w:rFonts w:hint="eastAsia"/>
-              </w:rPr>
             </w:pPr>
             <w:r>
               <w:rPr>
@@ -7734,33 +7278,12 @@
             <w:pPr>
               <w:pStyle w:val="16"/>
               <w:ind w:leftChars="0" w:left="0" w:right="210"/>
+            </w:pPr>
+            <w:r>
               <w:rPr>
                 <w:rFonts w:hint="eastAsia"/>
               </w:rPr>
-            </w:pPr>
-            <w:r>
-              <w:rPr>
-                <w:rFonts w:hint="eastAsia"/>
-              </w:rPr>
-              <w:t>個数</w:t>
-            </w:r>
-            <w:r>
-              <w:rPr>
-                <w:rFonts w:hint="eastAsia"/>
-              </w:rPr>
-              <w:t>配置時のＹ方向の配置</w:t>
-            </w:r>
-            <w:r>
-              <w:rPr>
-                <w:rFonts w:hint="eastAsia"/>
-              </w:rPr>
-              <w:t>数</w:t>
-            </w:r>
-            <w:r>
-              <w:rPr>
-                <w:rFonts w:hint="eastAsia"/>
-              </w:rPr>
-              <w:t>を設定します。</w:t>
+              <w:t>個数配置時のＹ方向の配置数を設定します。</w:t>
             </w:r>
           </w:p>
         </w:tc>
@@ -7779,16 +7302,13 @@
               <w:pStyle w:val="16"/>
               <w:ind w:leftChars="0" w:left="0" w:right="210"/>
               <w:jc w:val="center"/>
-              <w:rPr>
-                <w:rFonts w:hint="eastAsia"/>
-              </w:rPr>
             </w:pPr>
             <w:r>
               <w:object w:dxaOrig="1170" w:dyaOrig="585" w14:anchorId="05E691AB">
-                <v:shape id="_x0000_i1863" type="#_x0000_t75" style="width:58.6pt;height:29.3pt" o:ole="">
+                <v:shape id="_x0000_i1035" type="#_x0000_t75" style="width:58.6pt;height:29.3pt" o:ole="">
                   <v:imagedata r:id="rId46" o:title=""/>
                 </v:shape>
-                <o:OLEObject Type="Embed" ProgID="PBrush" ShapeID="_x0000_i1863" DrawAspect="Content" ObjectID="_1834757303" r:id="rId47"/>
+                <o:OLEObject Type="Embed" ProgID="PBrush" ShapeID="_x0000_i1035" DrawAspect="Content" ObjectID="_1835194457" r:id="rId47"/>
               </w:object>
             </w:r>
           </w:p>
@@ -7802,9 +7322,6 @@
             <w:pPr>
               <w:pStyle w:val="16"/>
               <w:ind w:leftChars="0" w:left="0" w:right="210"/>
-              <w:rPr>
-                <w:rFonts w:hint="eastAsia"/>
-              </w:rPr>
             </w:pPr>
             <w:r>
               <w:rPr>
@@ -7850,9 +7367,6 @@
       <w:pPr>
         <w:pStyle w:val="28"/>
         <w:ind w:left="840" w:right="210"/>
-        <w:rPr>
-          <w:rFonts w:hint="eastAsia"/>
-        </w:rPr>
       </w:pPr>
       <w:r>
         <w:rPr>
@@ -7892,36 +7406,24 @@
       </w:pPr>
       <w:r>
         <w:object w:dxaOrig="10290" w:dyaOrig="8970" w14:anchorId="421DDB7B">
-          <v:shape id="_x0000_i1868" type="#_x0000_t75" style="width:77pt;height:67.8pt;mso-position-horizontal:absolute;mso-position-horizontal-relative:text;mso-position-vertical:absolute;mso-position-vertical-relative:text" o:ole="">
+          <v:shape id="_x0000_i1036" type="#_x0000_t75" style="width:77.2pt;height:67.7pt;mso-position-horizontal:absolute;mso-position-horizontal-relative:text;mso-position-vertical:absolute;mso-position-vertical-relative:text" o:ole="">
             <v:imagedata r:id="rId48" o:title=""/>
           </v:shape>
-          <o:OLEObject Type="Embed" ProgID="PBrush" ShapeID="_x0000_i1868" DrawAspect="Content" ObjectID="_1834757304" r:id="rId49"/>
+          <o:OLEObject Type="Embed" ProgID="PBrush" ShapeID="_x0000_i1036" DrawAspect="Content" ObjectID="_1835194458" r:id="rId49"/>
         </w:object>
       </w:r>
       <w:r>
         <w:rPr>
           <w:rFonts w:hint="eastAsia"/>
         </w:rPr>
-        <w:t xml:space="preserve">　</w:t>
-      </w:r>
-      <w:r>
-        <w:rPr>
-          <w:rFonts w:hint="eastAsia"/>
-        </w:rPr>
-        <w:t>→</w:t>
-      </w:r>
-      <w:r>
-        <w:rPr>
-          <w:rFonts w:hint="eastAsia"/>
-        </w:rPr>
-        <w:t xml:space="preserve">　</w:t>
+        <w:t xml:space="preserve">　→　</w:t>
       </w:r>
       <w:r>
         <w:object w:dxaOrig="10305" w:dyaOrig="8985" w14:anchorId="0E79C53E">
-          <v:shape id="_x0000_i1869" type="#_x0000_t75" style="width:77pt;height:66.15pt;mso-position-horizontal:absolute;mso-position-horizontal-relative:text;mso-position-vertical:absolute;mso-position-vertical-relative:text" o:ole="">
+          <v:shape id="_x0000_i1037" type="#_x0000_t75" style="width:76.75pt;height:66.05pt;mso-position-horizontal:absolute;mso-position-horizontal-relative:text;mso-position-vertical:absolute;mso-position-vertical-relative:text" o:ole="">
             <v:imagedata r:id="rId50" o:title=""/>
           </v:shape>
-          <o:OLEObject Type="Embed" ProgID="PBrush" ShapeID="_x0000_i1869" DrawAspect="Content" ObjectID="_1834757305" r:id="rId51"/>
+          <o:OLEObject Type="Embed" ProgID="PBrush" ShapeID="_x0000_i1037" DrawAspect="Content" ObjectID="_1835194459" r:id="rId51"/>
         </w:object>
       </w:r>
     </w:p>
@@ -7933,9 +7435,6 @@
           <w:numId w:val="0"/>
         </w:numPr>
         <w:ind w:left="420"/>
-        <w:rPr>
-          <w:rFonts w:hint="eastAsia"/>
-        </w:rPr>
       </w:pPr>
     </w:p>
     <w:p>
@@ -7966,9 +7465,6 @@
       <w:pPr>
         <w:pStyle w:val="28"/>
         <w:ind w:left="840" w:right="210"/>
-        <w:rPr>
-          <w:rFonts w:hint="eastAsia"/>
-        </w:rPr>
       </w:pPr>
       <w:r>
         <w:rPr>
@@ -8032,36 +7528,24 @@
       </w:pPr>
       <w:r>
         <w:object w:dxaOrig="10290" w:dyaOrig="8970" w14:anchorId="6FD945B4">
-          <v:shape id="_x0000_i1878" type="#_x0000_t75" style="width:77pt;height:67.8pt;mso-position-horizontal:absolute;mso-position-horizontal-relative:text;mso-position-vertical:absolute;mso-position-vertical-relative:text" o:ole="">
+          <v:shape id="_x0000_i1038" type="#_x0000_t75" style="width:77.2pt;height:67.7pt;mso-position-horizontal:absolute;mso-position-horizontal-relative:text;mso-position-vertical:absolute;mso-position-vertical-relative:text" o:ole="">
             <v:imagedata r:id="rId48" o:title=""/>
           </v:shape>
-          <o:OLEObject Type="Embed" ProgID="PBrush" ShapeID="_x0000_i1878" DrawAspect="Content" ObjectID="_1834757306" r:id="rId52"/>
+          <o:OLEObject Type="Embed" ProgID="PBrush" ShapeID="_x0000_i1038" DrawAspect="Content" ObjectID="_1835194460" r:id="rId52"/>
         </w:object>
       </w:r>
       <w:r>
         <w:rPr>
           <w:rFonts w:hint="eastAsia"/>
         </w:rPr>
-        <w:t xml:space="preserve">　</w:t>
-      </w:r>
-      <w:r>
-        <w:rPr>
-          <w:rFonts w:hint="eastAsia"/>
-        </w:rPr>
-        <w:t>→</w:t>
-      </w:r>
-      <w:r>
-        <w:rPr>
-          <w:rFonts w:hint="eastAsia"/>
-        </w:rPr>
-        <w:t xml:space="preserve">　</w:t>
+        <w:t xml:space="preserve">　→　</w:t>
       </w:r>
       <w:r>
         <w:object w:dxaOrig="10305" w:dyaOrig="8985" w14:anchorId="7D54063E">
-          <v:shape id="_x0000_i1879" type="#_x0000_t75" style="width:77pt;height:66.15pt;mso-position-horizontal:absolute;mso-position-horizontal-relative:text;mso-position-vertical:absolute;mso-position-vertical-relative:text" o:ole="">
+          <v:shape id="_x0000_i1039" type="#_x0000_t75" style="width:76.75pt;height:66.05pt;mso-position-horizontal:absolute;mso-position-horizontal-relative:text;mso-position-vertical:absolute;mso-position-vertical-relative:text" o:ole="">
             <v:imagedata r:id="rId53" o:title=""/>
           </v:shape>
-          <o:OLEObject Type="Embed" ProgID="PBrush" ShapeID="_x0000_i1879" DrawAspect="Content" ObjectID="_1834757307" r:id="rId54"/>
+          <o:OLEObject Type="Embed" ProgID="PBrush" ShapeID="_x0000_i1039" DrawAspect="Content" ObjectID="_1835194461" r:id="rId54"/>
         </w:object>
       </w:r>
       <w:r>
@@ -8168,21 +7652,12 @@
               <w:pStyle w:val="16"/>
               <w:ind w:leftChars="0" w:left="0" w:right="210"/>
               <w:jc w:val="center"/>
+            </w:pPr>
+            <w:r>
               <w:rPr>
                 <w:rFonts w:hint="eastAsia"/>
               </w:rPr>
-            </w:pPr>
-            <w:r>
-              <w:rPr>
-                <w:rFonts w:hint="eastAsia"/>
-              </w:rPr>
-              <w:t>O</w:t>
-            </w:r>
-            <w:r>
-              <w:rPr>
-                <w:rFonts w:hint="eastAsia"/>
-              </w:rPr>
-              <w:t>x</w:t>
+              <w:t>Ox</w:t>
             </w:r>
           </w:p>
         </w:tc>
@@ -8195,9 +7670,6 @@
             <w:pPr>
               <w:pStyle w:val="16"/>
               <w:ind w:leftChars="0" w:left="0" w:right="210"/>
-              <w:rPr>
-                <w:rFonts w:hint="eastAsia"/>
-              </w:rPr>
             </w:pPr>
             <w:r>
               <w:rPr>
@@ -8222,21 +7694,12 @@
               <w:pStyle w:val="16"/>
               <w:ind w:leftChars="0" w:left="0" w:right="210"/>
               <w:jc w:val="center"/>
+            </w:pPr>
+            <w:r>
               <w:rPr>
                 <w:rFonts w:hint="eastAsia"/>
               </w:rPr>
-            </w:pPr>
-            <w:r>
-              <w:rPr>
-                <w:rFonts w:hint="eastAsia"/>
-              </w:rPr>
-              <w:t>O</w:t>
-            </w:r>
-            <w:r>
-              <w:rPr>
-                <w:rFonts w:hint="eastAsia"/>
-              </w:rPr>
-              <w:t>y</w:t>
+              <w:t>Oy</w:t>
             </w:r>
           </w:p>
         </w:tc>
@@ -8249,27 +7712,12 @@
             <w:pPr>
               <w:pStyle w:val="16"/>
               <w:ind w:leftChars="0" w:left="0" w:right="210"/>
+            </w:pPr>
+            <w:r>
               <w:rPr>
                 <w:rFonts w:hint="eastAsia"/>
               </w:rPr>
-            </w:pPr>
-            <w:r>
-              <w:rPr>
-                <w:rFonts w:hint="eastAsia"/>
-              </w:rPr>
-              <w:t>コピー、移動時の</w:t>
-            </w:r>
-            <w:r>
-              <w:rPr>
-                <w:rFonts w:hint="eastAsia"/>
-              </w:rPr>
-              <w:t>Y方向</w:t>
-            </w:r>
-            <w:r>
-              <w:rPr>
-                <w:rFonts w:hint="eastAsia"/>
-              </w:rPr>
-              <w:t>オフセットを設定します。</w:t>
+              <w:t>コピー、移動時のY方向オフセットを設定します。</w:t>
             </w:r>
           </w:p>
         </w:tc>
@@ -8288,16 +7736,13 @@
               <w:pStyle w:val="16"/>
               <w:ind w:leftChars="0" w:left="0" w:right="210"/>
               <w:jc w:val="center"/>
-              <w:rPr>
-                <w:rFonts w:hint="eastAsia"/>
-              </w:rPr>
             </w:pPr>
             <w:r>
               <w:object w:dxaOrig="750" w:dyaOrig="600" w14:anchorId="551F0E9C">
-                <v:shape id="_x0000_i1886" type="#_x0000_t75" style="width:37.65pt;height:30.15pt" o:ole="">
+                <v:shape id="_x0000_i1040" type="#_x0000_t75" style="width:37.65pt;height:30.15pt" o:ole="">
                   <v:imagedata r:id="rId55" o:title=""/>
                 </v:shape>
-                <o:OLEObject Type="Embed" ProgID="PBrush" ShapeID="_x0000_i1886" DrawAspect="Content" ObjectID="_1834757308" r:id="rId56"/>
+                <o:OLEObject Type="Embed" ProgID="PBrush" ShapeID="_x0000_i1040" DrawAspect="Content" ObjectID="_1835194462" r:id="rId56"/>
               </w:object>
             </w:r>
           </w:p>
@@ -8311,9 +7756,6 @@
             <w:pPr>
               <w:pStyle w:val="16"/>
               <w:ind w:leftChars="0" w:left="0" w:right="210"/>
-              <w:rPr>
-                <w:rFonts w:hint="eastAsia"/>
-              </w:rPr>
             </w:pPr>
             <w:r>
               <w:rPr>
@@ -8338,16 +7780,13 @@
               <w:pStyle w:val="16"/>
               <w:ind w:leftChars="0" w:left="0" w:right="210"/>
               <w:jc w:val="center"/>
-              <w:rPr>
-                <w:rFonts w:hint="eastAsia"/>
-              </w:rPr>
             </w:pPr>
             <w:r>
               <w:object w:dxaOrig="750" w:dyaOrig="600" w14:anchorId="01D43081">
-                <v:shape id="_x0000_i1888" type="#_x0000_t75" style="width:37.65pt;height:30.15pt" o:ole="">
+                <v:shape id="_x0000_i1041" type="#_x0000_t75" style="width:37.65pt;height:30.15pt" o:ole="">
                   <v:imagedata r:id="rId57" o:title=""/>
                 </v:shape>
-                <o:OLEObject Type="Embed" ProgID="PBrush" ShapeID="_x0000_i1888" DrawAspect="Content" ObjectID="_1834757309" r:id="rId58"/>
+                <o:OLEObject Type="Embed" ProgID="PBrush" ShapeID="_x0000_i1041" DrawAspect="Content" ObjectID="_1835194463" r:id="rId58"/>
               </w:object>
             </w:r>
           </w:p>
@@ -8361,27 +7800,12 @@
             <w:pPr>
               <w:pStyle w:val="16"/>
               <w:ind w:leftChars="0" w:left="0" w:right="210"/>
+            </w:pPr>
+            <w:r>
               <w:rPr>
                 <w:rFonts w:hint="eastAsia"/>
               </w:rPr>
-            </w:pPr>
-            <w:r>
-              <w:rPr>
-                <w:rFonts w:hint="eastAsia"/>
-              </w:rPr>
-              <w:t>選択されている塗布点を</w:t>
-            </w:r>
-            <w:r>
-              <w:rPr>
-                <w:rFonts w:hint="eastAsia"/>
-              </w:rPr>
-              <w:t>移動</w:t>
-            </w:r>
-            <w:r>
-              <w:rPr>
-                <w:rFonts w:hint="eastAsia"/>
-              </w:rPr>
-              <w:t>します。</w:t>
+              <w:t>選択されている塗布点を移動します。</w:t>
             </w:r>
           </w:p>
         </w:tc>
@@ -8403,10 +7827,10 @@
             </w:pPr>
             <w:r>
               <w:object w:dxaOrig="750" w:dyaOrig="600" w14:anchorId="36297D7C">
-                <v:shape id="_x0000_i1890" type="#_x0000_t75" style="width:37.65pt;height:30.15pt" o:ole="">
+                <v:shape id="_x0000_i1042" type="#_x0000_t75" style="width:37.65pt;height:30.15pt" o:ole="">
                   <v:imagedata r:id="rId59" o:title=""/>
                 </v:shape>
-                <o:OLEObject Type="Embed" ProgID="PBrush" ShapeID="_x0000_i1890" DrawAspect="Content" ObjectID="_1834757310" r:id="rId60"/>
+                <o:OLEObject Type="Embed" ProgID="PBrush" ShapeID="_x0000_i1042" DrawAspect="Content" ObjectID="_1835194464" r:id="rId60"/>
               </w:object>
             </w:r>
           </w:p>
@@ -8420,27 +7844,12 @@
             <w:pPr>
               <w:pStyle w:val="16"/>
               <w:ind w:leftChars="0" w:left="0" w:right="210"/>
+            </w:pPr>
+            <w:r>
               <w:rPr>
                 <w:rFonts w:hint="eastAsia"/>
               </w:rPr>
-            </w:pPr>
-            <w:r>
-              <w:rPr>
-                <w:rFonts w:hint="eastAsia"/>
-              </w:rPr>
-              <w:t>選択されている塗布点を</w:t>
-            </w:r>
-            <w:r>
-              <w:rPr>
-                <w:rFonts w:hint="eastAsia"/>
-              </w:rPr>
-              <w:t>削除</w:t>
-            </w:r>
-            <w:r>
-              <w:rPr>
-                <w:rFonts w:hint="eastAsia"/>
-              </w:rPr>
-              <w:t>します。</w:t>
+              <w:t>選択されている塗布点を削除します。</w:t>
             </w:r>
           </w:p>
         </w:tc>
@@ -8462,10 +7871,10 @@
             </w:pPr>
             <w:r>
               <w:object w:dxaOrig="750" w:dyaOrig="600" w14:anchorId="7CA7FA25">
-                <v:shape id="_x0000_i1892" type="#_x0000_t75" style="width:37.65pt;height:30.15pt" o:ole="">
+                <v:shape id="_x0000_i1043" type="#_x0000_t75" style="width:37.65pt;height:30.15pt" o:ole="">
                   <v:imagedata r:id="rId61" o:title=""/>
                 </v:shape>
-                <o:OLEObject Type="Embed" ProgID="PBrush" ShapeID="_x0000_i1892" DrawAspect="Content" ObjectID="_1834757311" r:id="rId62"/>
+                <o:OLEObject Type="Embed" ProgID="PBrush" ShapeID="_x0000_i1043" DrawAspect="Content" ObjectID="_1835194465" r:id="rId62"/>
               </w:object>
             </w:r>
           </w:p>
@@ -8479,21 +7888,12 @@
             <w:pPr>
               <w:pStyle w:val="16"/>
               <w:ind w:leftChars="0" w:left="0" w:right="210"/>
+            </w:pPr>
+            <w:r>
               <w:rPr>
                 <w:rFonts w:hint="eastAsia"/>
               </w:rPr>
-            </w:pPr>
-            <w:r>
-              <w:rPr>
-                <w:rFonts w:hint="eastAsia"/>
-              </w:rPr>
-              <w:t>選択されている塗布点</w:t>
-            </w:r>
-            <w:r>
-              <w:rPr>
-                <w:rFonts w:hint="eastAsia"/>
-              </w:rPr>
-              <w:t>で新たにクラスタを生成します。</w:t>
+              <w:t>選択されている塗布点で新たにクラスタを生成します。</w:t>
             </w:r>
           </w:p>
         </w:tc>
@@ -8503,10 +7903,138 @@
       <w:pPr>
         <w:pStyle w:val="16"/>
         <w:ind w:left="420" w:right="210"/>
+      </w:pPr>
+    </w:p>
+    <w:p>
+      <w:pPr>
+        <w:widowControl/>
+        <w:ind w:leftChars="0" w:left="0" w:rightChars="0" w:right="0"/>
+        <w:jc w:val="left"/>
+        <w:rPr>
+          <w:rFonts w:ascii="BIZ UDPゴシック" w:eastAsia="BIZ UDPゴシック" w:hAnsi="BIZ UDPゴシック"/>
+        </w:rPr>
+      </w:pPr>
+    </w:p>
+    <w:p>
+      <w:pPr>
+        <w:pStyle w:val="a"/>
+        <w:ind w:left="105"/>
+      </w:pPr>
+      <w:proofErr w:type="spellStart"/>
+      <w:r>
         <w:rPr>
           <w:rFonts w:hint="eastAsia"/>
         </w:rPr>
-      </w:pPr>
+        <w:t>Quspa</w:t>
+      </w:r>
+      <w:proofErr w:type="spellEnd"/>
+      <w:r>
+        <w:rPr>
+          <w:rFonts w:hint="eastAsia"/>
+        </w:rPr>
+        <w:t>ティーチングの注意点</w:t>
+      </w:r>
+    </w:p>
+    <w:p>
+      <w:pPr>
+        <w:pStyle w:val="16"/>
+        <w:ind w:left="420" w:right="210"/>
+      </w:pPr>
+      <w:r>
+        <w:rPr>
+          <w:rFonts w:hint="eastAsia"/>
+        </w:rPr>
+        <w:t>本アプリを</w:t>
+      </w:r>
+      <w:proofErr w:type="spellStart"/>
+      <w:r>
+        <w:rPr>
+          <w:rFonts w:hint="eastAsia"/>
+        </w:rPr>
+        <w:t>QuspaExe</w:t>
+      </w:r>
+      <w:proofErr w:type="spellEnd"/>
+      <w:r>
+        <w:rPr>
+          <w:rFonts w:hint="eastAsia"/>
+        </w:rPr>
+        <w:t>で</w:t>
+      </w:r>
+      <w:proofErr w:type="spellStart"/>
+      <w:r>
+        <w:rPr>
+          <w:rFonts w:hint="eastAsia"/>
+        </w:rPr>
+        <w:t>WhileData</w:t>
+      </w:r>
+      <w:proofErr w:type="spellEnd"/>
+      <w:r>
+        <w:rPr>
+          <w:rFonts w:hint="eastAsia"/>
+        </w:rPr>
+        <w:t>として扱う際にはティーチング座標系を</w:t>
+      </w:r>
+    </w:p>
+    <w:p>
+      <w:pPr>
+        <w:pStyle w:val="16"/>
+        <w:ind w:left="420" w:right="210"/>
+        <w:rPr>
+          <w:rFonts w:hint="eastAsia"/>
+        </w:rPr>
+      </w:pPr>
+      <w:r>
+        <w:rPr>
+          <w:rFonts w:hint="eastAsia"/>
+        </w:rPr>
+        <w:t>以下の様にして使用して下さい。</w:t>
+      </w:r>
+    </w:p>
+    <w:p>
+      <w:pPr>
+        <w:pStyle w:val="16"/>
+        <w:ind w:left="420" w:right="210"/>
+        <w:rPr>
+          <w:rFonts w:hint="eastAsia"/>
+        </w:rPr>
+      </w:pPr>
+      <w:r>
+        <w:drawing>
+          <wp:inline distT="0" distB="0" distL="0" distR="0" wp14:anchorId="0AF8396F" wp14:editId="6FC01656">
+            <wp:extent cx="933580" cy="657317"/>
+            <wp:effectExtent l="0" t="0" r="0" b="9525"/>
+            <wp:docPr id="1347928858" name="図 1"/>
+            <wp:cNvGraphicFramePr>
+              <a:graphicFrameLocks xmlns:a="http://schemas.openxmlformats.org/drawingml/2006/main" noChangeAspect="1"/>
+            </wp:cNvGraphicFramePr>
+            <a:graphic xmlns:a="http://schemas.openxmlformats.org/drawingml/2006/main">
+              <a:graphicData uri="http://schemas.openxmlformats.org/drawingml/2006/picture">
+                <pic:pic xmlns:pic="http://schemas.openxmlformats.org/drawingml/2006/picture">
+                  <pic:nvPicPr>
+                    <pic:cNvPr id="1347928858" name=""/>
+                    <pic:cNvPicPr/>
+                  </pic:nvPicPr>
+                  <pic:blipFill>
+                    <a:blip r:embed="rId63"/>
+                    <a:stretch>
+                      <a:fillRect/>
+                    </a:stretch>
+                  </pic:blipFill>
+                  <pic:spPr>
+                    <a:xfrm>
+                      <a:off x="0" y="0"/>
+                      <a:ext cx="933580" cy="657317"/>
+                    </a:xfrm>
+                    <a:prstGeom prst="rect">
+                      <a:avLst/>
+                    </a:prstGeom>
+                  </pic:spPr>
+                </pic:pic>
+              </a:graphicData>
+            </a:graphic>
+          </wp:inline>
+        </w:drawing>
+      </w:r>
     </w:p>
     <w:sectPr>
       <w:type w:val="continuous"/>
@@ -12440,6 +11968,7 @@
   <w:style w:type="character" w:default="1" w:styleId="a1">
     <w:name w:val="Default Paragraph Font"/>
     <w:uiPriority w:val="1"/>
+    <w:semiHidden/>
     <w:unhideWhenUsed/>
   </w:style>
   <w:style w:type="table" w:default="1" w:styleId="a2">
